--- a/制作ノート（久留米市の紹介）_25054_古賀匠.docx
+++ b/制作ノート（久留米市の紹介）_25054_古賀匠.docx
@@ -105,17 +105,10 @@
       </w:pPr>
       <w:r>
         <w:rPr>
-          <w:rFonts w:ascii="ＭＳ Ｐ明朝" w:eastAsia="ＭＳ Ｐ明朝" w:hAnsi="ＭＳ Ｐ明朝" w:hint="eastAsia"/>
-        </w:rPr>
-        <w:t>久留米市の良い所を知ってほしいから</w:t>
-      </w:r>
-    </w:p>
-    <w:p>
-      <w:pPr>
-        <w:rPr>
-          <w:rFonts w:ascii="ＭＳ Ｐ明朝" w:eastAsia="ＭＳ Ｐ明朝" w:hAnsi="ＭＳ Ｐ明朝"/>
-        </w:rPr>
-      </w:pPr>
+          <w:rFonts w:ascii="ＭＳ Ｐ明朝" w:eastAsia="ＭＳ Ｐ明朝" w:hAnsi="ＭＳ Ｐ明朝"/>
+        </w:rPr>
+        <w:t>久留米市を紹介したい理由は、豊かな自然や歴史・文化、おいしいご当地グルメなど、多くの魅力があるからです。</w:t>
+      </w:r>
       <w:r>
         <w:rPr>
           <w:rFonts w:ascii="ＭＳ Ｐ明朝" w:eastAsia="ＭＳ Ｐ明朝" w:hAnsi="ＭＳ Ｐ明朝" w:hint="eastAsia"/>
@@ -184,7 +177,7 @@
     <w:p>
       <w:pPr>
         <w:rPr>
-          <w:rFonts w:ascii="ＭＳ Ｐ明朝" w:eastAsia="ＭＳ Ｐ明朝" w:hAnsi="ＭＳ Ｐ明朝" w:hint="eastAsia"/>
+          <w:rFonts w:ascii="ＭＳ Ｐ明朝" w:eastAsia="ＭＳ Ｐ明朝" w:hAnsi="ＭＳ Ｐ明朝"/>
         </w:rPr>
       </w:pPr>
       <w:r>
@@ -209,7 +202,7 @@
     <w:p>
       <w:pPr>
         <w:rPr>
-          <w:rFonts w:ascii="ＭＳ Ｐ明朝" w:eastAsia="ＭＳ Ｐ明朝" w:hAnsi="ＭＳ Ｐ明朝" w:hint="eastAsia"/>
+          <w:rFonts w:ascii="ＭＳ Ｐ明朝" w:eastAsia="ＭＳ Ｐ明朝" w:hAnsi="ＭＳ Ｐ明朝"/>
         </w:rPr>
       </w:pPr>
       <w:r>
@@ -234,7 +227,7 @@
     <w:p>
       <w:pPr>
         <w:rPr>
-          <w:rFonts w:ascii="ＭＳ Ｐ明朝" w:eastAsia="ＭＳ Ｐ明朝" w:hAnsi="ＭＳ Ｐ明朝" w:hint="eastAsia"/>
+          <w:rFonts w:ascii="ＭＳ Ｐ明朝" w:eastAsia="ＭＳ Ｐ明朝" w:hAnsi="ＭＳ Ｐ明朝"/>
         </w:rPr>
       </w:pPr>
       <w:r>
@@ -259,7 +252,7 @@
     <w:p>
       <w:pPr>
         <w:rPr>
-          <w:rFonts w:ascii="ＭＳ Ｐ明朝" w:eastAsia="ＭＳ Ｐ明朝" w:hAnsi="ＭＳ Ｐ明朝" w:hint="eastAsia"/>
+          <w:rFonts w:ascii="ＭＳ Ｐ明朝" w:eastAsia="ＭＳ Ｐ明朝" w:hAnsi="ＭＳ Ｐ明朝"/>
         </w:rPr>
       </w:pPr>
       <w:r>
@@ -284,7 +277,7 @@
     <w:p>
       <w:pPr>
         <w:rPr>
-          <w:rFonts w:ascii="ＭＳ Ｐ明朝" w:eastAsia="ＭＳ Ｐ明朝" w:hAnsi="ＭＳ Ｐ明朝" w:hint="eastAsia"/>
+          <w:rFonts w:ascii="ＭＳ Ｐ明朝" w:eastAsia="ＭＳ Ｐ明朝" w:hAnsi="ＭＳ Ｐ明朝"/>
         </w:rPr>
       </w:pPr>
       <w:r>
@@ -303,19 +296,13 @@
         <w:rPr>
           <w:rFonts w:ascii="ＭＳ Ｐ明朝" w:eastAsia="ＭＳ Ｐ明朝" w:hAnsi="ＭＳ Ｐ明朝" w:hint="eastAsia"/>
         </w:rPr>
-        <w:t>プログラムの動きを</w:t>
-      </w:r>
-      <w:r>
-        <w:rPr>
-          <w:rFonts w:ascii="ＭＳ Ｐ明朝" w:eastAsia="ＭＳ Ｐ明朝" w:hAnsi="ＭＳ Ｐ明朝" w:hint="eastAsia"/>
-        </w:rPr>
-        <w:t>作る</w:t>
-      </w:r>
-    </w:p>
-    <w:p>
-      <w:pPr>
-        <w:rPr>
-          <w:rFonts w:ascii="ＭＳ Ｐ明朝" w:eastAsia="ＭＳ Ｐ明朝" w:hAnsi="ＭＳ Ｐ明朝" w:hint="eastAsia"/>
+        <w:t>プログラムの動きを作る</w:t>
+      </w:r>
+    </w:p>
+    <w:p>
+      <w:pPr>
+        <w:rPr>
+          <w:rFonts w:ascii="ＭＳ Ｐ明朝" w:eastAsia="ＭＳ Ｐ明朝" w:hAnsi="ＭＳ Ｐ明朝"/>
         </w:rPr>
       </w:pPr>
       <w:r>
@@ -404,7 +391,7 @@
     <w:p>
       <w:pPr>
         <w:rPr>
-          <w:rFonts w:ascii="ＭＳ Ｐ明朝" w:eastAsia="ＭＳ Ｐ明朝" w:hAnsi="ＭＳ Ｐ明朝" w:hint="eastAsia"/>
+          <w:rFonts w:ascii="ＭＳ Ｐ明朝" w:eastAsia="ＭＳ Ｐ明朝" w:hAnsi="ＭＳ Ｐ明朝"/>
         </w:rPr>
       </w:pPr>
     </w:p>
@@ -437,7 +424,7 @@
     <w:p>
       <w:pPr>
         <w:rPr>
-          <w:rFonts w:ascii="ＭＳ Ｐ明朝" w:eastAsia="ＭＳ Ｐ明朝" w:hAnsi="ＭＳ Ｐ明朝" w:hint="eastAsia"/>
+          <w:rFonts w:ascii="ＭＳ Ｐ明朝" w:eastAsia="ＭＳ Ｐ明朝" w:hAnsi="ＭＳ Ｐ明朝"/>
         </w:rPr>
       </w:pPr>
     </w:p>
@@ -457,7 +444,7 @@
     <w:p>
       <w:pPr>
         <w:rPr>
-          <w:rFonts w:ascii="ＭＳ Ｐ明朝" w:eastAsia="ＭＳ Ｐ明朝" w:hAnsi="ＭＳ Ｐ明朝" w:hint="eastAsia"/>
+          <w:rFonts w:ascii="ＭＳ Ｐ明朝" w:eastAsia="ＭＳ Ｐ明朝" w:hAnsi="ＭＳ Ｐ明朝"/>
         </w:rPr>
       </w:pPr>
       <w:r>
@@ -1081,7 +1068,6 @@
   <w:style w:type="character" w:default="1" w:styleId="a0">
     <w:name w:val="Default Paragraph Font"/>
     <w:uiPriority w:val="1"/>
-    <w:semiHidden/>
     <w:unhideWhenUsed/>
   </w:style>
   <w:style w:type="table" w:default="1" w:styleId="a1">

--- a/制作ノート（久留米市の紹介）_25054_古賀匠.docx
+++ b/制作ノート（久留米市の紹介）_25054_古賀匠.docx
@@ -132,9 +132,15 @@
     <w:p>
       <w:pPr>
         <w:rPr>
-          <w:rFonts w:ascii="ＭＳ Ｐ明朝" w:eastAsia="ＭＳ Ｐ明朝" w:hAnsi="ＭＳ Ｐ明朝"/>
-        </w:rPr>
-      </w:pPr>
+          <w:rFonts w:ascii="ＭＳ Ｐ明朝" w:eastAsia="ＭＳ Ｐ明朝" w:hAnsi="ＭＳ Ｐ明朝" w:hint="eastAsia"/>
+        </w:rPr>
+      </w:pPr>
+      <w:r>
+        <w:rPr>
+          <w:rFonts w:ascii="ＭＳ Ｐ明朝" w:eastAsia="ＭＳ Ｐ明朝" w:hAnsi="ＭＳ Ｐ明朝" w:hint="eastAsia"/>
+        </w:rPr>
+        <w:t>免許を取り立ての若者</w:t>
+      </w:r>
     </w:p>
     <w:p>
       <w:pPr>
@@ -221,7 +227,7 @@
         <w:rPr>
           <w:rFonts w:ascii="ＭＳ Ｐ明朝" w:eastAsia="ＭＳ Ｐ明朝" w:hAnsi="ＭＳ Ｐ明朝" w:hint="eastAsia"/>
         </w:rPr>
-        <w:t>使う画像や写真をある程度決める</w:t>
+        <w:t>イラストレーターである程度のイメージを作る</w:t>
       </w:r>
     </w:p>
     <w:p>
@@ -296,7 +302,7 @@
         <w:rPr>
           <w:rFonts w:ascii="ＭＳ Ｐ明朝" w:eastAsia="ＭＳ Ｐ明朝" w:hAnsi="ＭＳ Ｐ明朝" w:hint="eastAsia"/>
         </w:rPr>
-        <w:t>プログラムの動きを作る</w:t>
+        <w:t>コーディングする</w:t>
       </w:r>
     </w:p>
     <w:p>
@@ -321,7 +327,7 @@
         <w:rPr>
           <w:rFonts w:ascii="ＭＳ Ｐ明朝" w:eastAsia="ＭＳ Ｐ明朝" w:hAnsi="ＭＳ Ｐ明朝" w:hint="eastAsia"/>
         </w:rPr>
-        <w:t>小さい所を修正する</w:t>
+        <w:t>コーディングする</w:t>
       </w:r>
     </w:p>
     <w:p>
@@ -1068,6 +1074,7 @@
   <w:style w:type="character" w:default="1" w:styleId="a0">
     <w:name w:val="Default Paragraph Font"/>
     <w:uiPriority w:val="1"/>
+    <w:semiHidden/>
     <w:unhideWhenUsed/>
   </w:style>
   <w:style w:type="table" w:default="1" w:styleId="a1">
